--- a/export/docx/docs/06_03_总体架构设计.docx
+++ b/export/docx/docs/06_03_总体架构设计.docx
@@ -107,7 +107,7 @@
               <w:rPr>
                 <w:sz w:val="18"/>
               </w:rPr>
-              <w:t>v1.0</w:t>
+              <w:t>v1.1（重构升级：CQRS / 多级缓存 / 事件总线 / OTel / 多品牌适配 / A2A）</w:t>
             </w:r>
           </w:p>
         </w:tc>
@@ -137,7 +137,7 @@
               <w:rPr>
                 <w:sz w:val="18"/>
               </w:rPr>
-              <w:t>2026-10-25</w:t>
+              <w:t>2026-10-26（首版 2026-10-25）</w:t>
             </w:r>
           </w:p>
         </w:tc>
@@ -167,7 +167,7 @@
               <w:rPr>
                 <w:sz w:val="18"/>
               </w:rPr>
-              <w:t>TOGAF B/C/D / 4A / C4</w:t>
+              <w:t>TOGAF B/C/D / 4A / C4 / DDD / CQRS</w:t>
             </w:r>
           </w:p>
         </w:tc>
@@ -197,7 +197,7 @@
               <w:rPr>
                 <w:sz w:val="18"/>
               </w:rPr>
-              <w:t>待评审</w:t>
+              <w:t>已评审，v1.1 重构已落地（对照 docs/43）</w:t>
             </w:r>
           </w:p>
         </w:tc>
@@ -671,7 +671,7 @@
               <w:rPr>
                 <w:sz w:val="18"/>
               </w:rPr>
-              <w:t>REST + MCP + 编排闭环</w:t>
+              <w:t>REST + MCP + A2A + 编排闭环</w:t>
             </w:r>
           </w:p>
         </w:tc>
@@ -731,6 +731,182 @@
               <w:rPr>
                 <w:sz w:val="18"/>
               </w:rPr>
+              <w:t>repository</w:t>
+            </w:r>
+          </w:p>
+        </w:tc>
+        <w:tc>
+          <w:tcPr>
+            <w:tcW w:type="dxa" w:w="2880"/>
+          </w:tcPr>
+          <w:p>
+            <w:r/>
+            <w:r>
+              <w:rPr>
+                <w:sz w:val="18"/>
+              </w:rPr>
+              <w:t>SQLite WAL（写主读从双连接）</w:t>
+            </w:r>
+          </w:p>
+        </w:tc>
+        <w:tc>
+          <w:tcPr>
+            <w:tcW w:type="dxa" w:w="2880"/>
+          </w:tcPr>
+          <w:p>
+            <w:r/>
+            <w:r>
+              <w:rPr>
+                <w:sz w:val="18"/>
+              </w:rPr>
+              <w:t>作业单/任务/episode/技能/审计/安全区持久化（CQRS 读写分离）</w:t>
+            </w:r>
+          </w:p>
+        </w:tc>
+      </w:tr>
+      <w:tr>
+        <w:tc>
+          <w:tcPr>
+            <w:tcW w:type="dxa" w:w="2880"/>
+          </w:tcPr>
+          <w:p>
+            <w:r/>
+            <w:r>
+              <w:rPr>
+                <w:sz w:val="18"/>
+              </w:rPr>
+              <w:t>multi-level cache</w:t>
+            </w:r>
+          </w:p>
+        </w:tc>
+        <w:tc>
+          <w:tcPr>
+            <w:tcW w:type="dxa" w:w="2880"/>
+          </w:tcPr>
+          <w:p>
+            <w:r/>
+            <w:r>
+              <w:rPr>
+                <w:sz w:val="18"/>
+              </w:rPr>
+              <w:t>L1 进程内 TTL + L2 可插拔（Redis 接口预留）</w:t>
+            </w:r>
+          </w:p>
+        </w:tc>
+        <w:tc>
+          <w:tcPr>
+            <w:tcW w:type="dxa" w:w="2880"/>
+          </w:tcPr>
+          <w:p>
+            <w:r/>
+            <w:r>
+              <w:rPr>
+                <w:sz w:val="18"/>
+              </w:rPr>
+              <w:t>热点读加速、前缀失效、命中率统计</w:t>
+            </w:r>
+          </w:p>
+        </w:tc>
+      </w:tr>
+      <w:tr>
+        <w:tc>
+          <w:tcPr>
+            <w:tcW w:type="dxa" w:w="2880"/>
+          </w:tcPr>
+          <w:p>
+            <w:r/>
+            <w:r>
+              <w:rPr>
+                <w:sz w:val="18"/>
+              </w:rPr>
+              <w:t>event bus</w:t>
+            </w:r>
+          </w:p>
+        </w:tc>
+        <w:tc>
+          <w:tcPr>
+            <w:tcW w:type="dxa" w:w="2880"/>
+          </w:tcPr>
+          <w:p>
+            <w:r/>
+            <w:r>
+              <w:rPr>
+                <w:sz w:val="18"/>
+              </w:rPr>
+              <w:t>Event + Transport 抽象（Memory 实现；Pulsar/Redis 预留）</w:t>
+            </w:r>
+          </w:p>
+        </w:tc>
+        <w:tc>
+          <w:tcPr>
+            <w:tcW w:type="dxa" w:w="2880"/>
+          </w:tcPr>
+          <w:p>
+            <w:r/>
+            <w:r>
+              <w:rPr>
+                <w:sz w:val="18"/>
+              </w:rPr>
+              <w:t>领域事件发布/重放/统计</w:t>
+            </w:r>
+          </w:p>
+        </w:tc>
+      </w:tr>
+      <w:tr>
+        <w:tc>
+          <w:tcPr>
+            <w:tcW w:type="dxa" w:w="2880"/>
+          </w:tcPr>
+          <w:p>
+            <w:r/>
+            <w:r>
+              <w:rPr>
+                <w:sz w:val="18"/>
+              </w:rPr>
+              <w:t>tracer</w:t>
+            </w:r>
+          </w:p>
+        </w:tc>
+        <w:tc>
+          <w:tcPr>
+            <w:tcW w:type="dxa" w:w="2880"/>
+          </w:tcPr>
+          <w:p>
+            <w:r/>
+            <w:r>
+              <w:rPr>
+                <w:sz w:val="18"/>
+              </w:rPr>
+              <w:t>OTel GenAI SemConv 对齐（无 SDK 依赖）</w:t>
+            </w:r>
+          </w:p>
+        </w:tc>
+        <w:tc>
+          <w:tcPr>
+            <w:tcW w:type="dxa" w:w="2880"/>
+          </w:tcPr>
+          <w:p>
+            <w:r/>
+            <w:r>
+              <w:rPr>
+                <w:sz w:val="18"/>
+              </w:rPr>
+              <w:t>Session &gt; Trace &gt; Span 三层可观测</w:t>
+            </w:r>
+          </w:p>
+        </w:tc>
+      </w:tr>
+      <w:tr>
+        <w:tc>
+          <w:tcPr>
+            <w:tcW w:type="dxa" w:w="2880"/>
+          </w:tcPr>
+          <w:p>
+            <w:r/>
+            <w:r>
+              <w:rPr>
+                <w:sz w:val="18"/>
+              </w:rPr>
               <w:t>robot-link-adapters</w:t>
             </w:r>
           </w:p>
@@ -745,7 +921,7 @@
               <w:rPr>
                 <w:sz w:val="18"/>
               </w:rPr>
-              <w:t>各厂商 adapter（gRPC 客户端）</w:t>
+              <w:t>各厂商 adapter（gRPC）+ VDA 5050（MQTT）</w:t>
             </w:r>
           </w:p>
         </w:tc>
@@ -759,7 +935,51 @@
               <w:rPr>
                 <w:sz w:val="18"/>
               </w:rPr>
-              <w:t>协议适配（关差异）</w:t>
+              <w:t>协议适配（关差异）、健康探测、注册表</w:t>
+            </w:r>
+          </w:p>
+        </w:tc>
+      </w:tr>
+      <w:tr>
+        <w:tc>
+          <w:tcPr>
+            <w:tcW w:type="dxa" w:w="2880"/>
+          </w:tcPr>
+          <w:p>
+            <w:r/>
+            <w:r>
+              <w:rPr>
+                <w:sz w:val="18"/>
+              </w:rPr>
+              <w:t>memory</w:t>
+            </w:r>
+          </w:p>
+        </w:tc>
+        <w:tc>
+          <w:tcPr>
+            <w:tcW w:type="dxa" w:w="2880"/>
+          </w:tcPr>
+          <w:p>
+            <w:r/>
+            <w:r>
+              <w:rPr>
+                <w:sz w:val="18"/>
+              </w:rPr>
+              <w:t>工作记忆 / 情景记忆 / 技能记忆（Hermes 三层）</w:t>
+            </w:r>
+          </w:p>
+        </w:tc>
+        <w:tc>
+          <w:tcPr>
+            <w:tcW w:type="dxa" w:w="2880"/>
+          </w:tcPr>
+          <w:p>
+            <w:r/>
+            <w:r>
+              <w:rPr>
+                <w:sz w:val="18"/>
+              </w:rPr>
+              <w:t>上下文与经验沉淀</w:t>
             </w:r>
           </w:p>
         </w:tc>
@@ -833,7 +1053,7 @@
               <w:rPr>
                 <w:sz w:val="18"/>
               </w:rPr>
-              <w:t>钉钉/企微（外部）</w:t>
+              <w:t>钉钉/企业微信（外部）</w:t>
             </w:r>
           </w:p>
         </w:tc>
@@ -852,7 +1072,152 @@
           </w:p>
         </w:tc>
       </w:tr>
+      <w:tr>
+        <w:tc>
+          <w:tcPr>
+            <w:tcW w:type="dxa" w:w="2880"/>
+          </w:tcPr>
+          <w:p>
+            <w:r/>
+            <w:r>
+              <w:rPr>
+                <w:sz w:val="18"/>
+              </w:rPr>
+              <w:t>运营看板</w:t>
+            </w:r>
+          </w:p>
+        </w:tc>
+        <w:tc>
+          <w:tcPr>
+            <w:tcW w:type="dxa" w:w="2880"/>
+          </w:tcPr>
+          <w:p>
+            <w:r/>
+            <w:r>
+              <w:rPr>
+                <w:sz w:val="18"/>
+              </w:rPr>
+              <w:t>单文件 HTML（无第三方依赖）</w:t>
+            </w:r>
+          </w:p>
+        </w:tc>
+        <w:tc>
+          <w:tcPr>
+            <w:tcW w:type="dxa" w:w="2880"/>
+          </w:tcPr>
+          <w:p>
+            <w:r/>
+            <w:r>
+              <w:rPr>
+                <w:sz w:val="18"/>
+              </w:rPr>
+              <w:t>机群遥测 / 任务板 / 安全区地图 / KPI</w:t>
+            </w:r>
+          </w:p>
+        </w:tc>
+      </w:tr>
     </w:tbl>
+    <w:p>
+      <w:pPr>
+        <w:ind w:left="240"/>
+      </w:pPr>
+      <w:r>
+        <w:rPr>
+          <w:rFonts w:ascii="Consolas" w:hAnsi="Consolas"/>
+          <w:color w:val="24292F"/>
+          <w:sz w:val="17"/>
+        </w:rPr>
+        <w:t xml:space="preserve">                          ┌───────────────────────────────────────┐</w:t>
+        <w:br/>
+        <w:t xml:space="preserve">   REST / MCP / A2A ─────▶│           agent-runtime               │</w:t>
+        <w:br/>
+        <w:t xml:space="preserve">                          │  ┌─────────────────────────────────┐  │</w:t>
+        <w:br/>
+        <w:t xml:space="preserve">                          │  │ Orchestrator（大脑）             │  │</w:t>
+        <w:br/>
+        <w:t xml:space="preserve">                          │  │ 分解→审批→调度→安全→执行→证据→沉淀│  │</w:t>
+        <w:br/>
+        <w:t xml:space="preserve">                          │  └───┬───────┬────────┬────────┬───┘  │</w:t>
+        <w:br/>
+        <w:t xml:space="preserve">                          │      │       │        │        │      │</w:t>
+        <w:br/>
+        <w:t xml:space="preserve">                          │  ┌───▼──┐ ┌──▼───┐ ┌──▼───┐ ┌──▼───┐  │</w:t>
+        <w:br/>
+        <w:t xml:space="preserve">                          │  │cache │ │events│ │tracer│ │memory│  │</w:t>
+        <w:br/>
+        <w:t xml:space="preserve">                          │  │L1+L2 │ │Transport│ │OTel │ │三层  │  │</w:t>
+        <w:br/>
+        <w:t xml:space="preserve">                          │  └──────┘ └──────┘ └──────┘ └──────┘  │</w:t>
+        <w:br/>
+        <w:t xml:space="preserve">                          │      │       │        │        │      │</w:t>
+        <w:br/>
+        <w:t xml:space="preserve">                          │  ┌───▼───────▼────────▼────────▼───┐  │</w:t>
+        <w:br/>
+        <w:t xml:space="preserve">                          │  │ Repository（CQRS：写主 / 读从）  │  │</w:t>
+        <w:br/>
+        <w:t xml:space="preserve">                          │  │ SQLite WAL · 6 表 · 审计只追加   │  │</w:t>
+        <w:br/>
+        <w:t xml:space="preserve">                          │  └─────────────────────────────────┘  │</w:t>
+        <w:br/>
+        <w:t xml:space="preserve">                          └───────────────┬───────────────────────┘</w:t>
+        <w:br/>
+        <w:t xml:space="preserve">                                          │ AdapterRegistry</w:t>
+        <w:br/>
+        <w:t xml:space="preserve">                          ┌───────────────┼────────────────┐</w:t>
+        <w:br/>
+        <w:t xml:space="preserve">                     ┌────▼────┐    ┌─────▼─────┐    ┌─────▼─────┐</w:t>
+        <w:br/>
+        <w:t xml:space="preserve">                     │ gRPC    │    │ VDA 5050  │    │ Mock      │</w:t>
+        <w:br/>
+        <w:t xml:space="preserve">                     │ 厂商网关 │    │ MQTT 混场 │    │ 仿真机群   │</w:t>
+        <w:br/>
+        <w:t xml:space="preserve">                     └─────────┘    └───────────┘    └───────────┘</w:t>
+      </w:r>
+    </w:p>
+    <w:p>
+      <w:r>
+        <w:rPr>
+          <w:b/>
+        </w:rPr>
+        <w:t>分层纪律</w:t>
+      </w:r>
+      <w:r>
+        <w:rPr>
+          <w:b w:val="0"/>
+        </w:rPr>
+        <w:t>：</w:t>
+      </w:r>
+      <w:r>
+        <w:rPr>
+          <w:rFonts w:ascii="Consolas" w:hAnsi="Consolas"/>
+          <w:b w:val="0"/>
+          <w:color w:val="0B4F75"/>
+          <w:sz w:val="19"/>
+        </w:rPr>
+        <w:t>tiangong_core</w:t>
+      </w:r>
+      <w:r>
+        <w:rPr>
+          <w:b w:val="0"/>
+        </w:rPr>
+        <w:t xml:space="preserve"> 不依赖任何基础设施（纯函数 + 不可变模型）； 基础设施（仓储/缓存/事件/追踪/适配器）只在 </w:t>
+      </w:r>
+      <w:r>
+        <w:rPr>
+          <w:rFonts w:ascii="Consolas" w:hAnsi="Consolas"/>
+          <w:b w:val="0"/>
+          <w:color w:val="0B4F75"/>
+          <w:sz w:val="19"/>
+        </w:rPr>
+        <w:t>app</w:t>
+      </w:r>
+      <w:r>
+        <w:rPr>
+          <w:b w:val="0"/>
+        </w:rPr>
+        <w:t xml:space="preserve"> 层装配，可整体替换（宪法第九条）。</w:t>
+      </w:r>
+    </w:p>
     <w:p>
       <w:pPr>
         <w:jc w:val="center"/>
@@ -1017,7 +1382,1096 @@
         <w:pStyle w:val="Heading2"/>
       </w:pPr>
       <w:r>
-        <w:t>5. 关键架构决策（ADR 索引）</w:t>
+        <w:t>5. 运行时基础设施（v1.1 新增）</w:t>
+      </w:r>
+    </w:p>
+    <w:p>
+      <w:r>
+        <w:rPr>
+          <w:b w:val="0"/>
+        </w:rPr>
+        <w:t xml:space="preserve">v1.0 的架构分层干净但缺少工程化支撑（无缓存、无读写分离、无事件、无链路追踪）， 与 Diting-PdM 已具备的能力相比是退步。v1.1 按 docs/43 §4 补齐五项，全部在 </w:t>
+      </w:r>
+      <w:r>
+        <w:rPr>
+          <w:rFonts w:ascii="Consolas" w:hAnsi="Consolas"/>
+          <w:b w:val="0"/>
+          <w:color w:val="0B4F75"/>
+          <w:sz w:val="19"/>
+        </w:rPr>
+        <w:t>app</w:t>
+      </w:r>
+      <w:r>
+        <w:rPr>
+          <w:b w:val="0"/>
+        </w:rPr>
+        <w:t xml:space="preserve"> 层装配、 核心包零改动（守住宪法第九条）。</w:t>
+      </w:r>
+    </w:p>
+    <w:p>
+      <w:pPr>
+        <w:pStyle w:val="Heading3"/>
+      </w:pPr>
+      <w:r>
+        <w:t>5.1 CQRS 读写分离（app/repository.py）</w:t>
+      </w:r>
+    </w:p>
+    <w:tbl>
+      <w:tblPr>
+        <w:tblStyle w:val="TableGrid"/>
+        <w:tblW w:type="auto" w:w="0"/>
+        <w:tblLook w:firstColumn="1" w:firstRow="1" w:lastColumn="0" w:lastRow="0" w:noHBand="0" w:noVBand="1" w:val="04A0"/>
+      </w:tblPr>
+      <w:tblGrid>
+        <w:gridCol w:w="4320"/>
+        <w:gridCol w:w="4320"/>
+      </w:tblGrid>
+      <w:tr>
+        <w:tc>
+          <w:tcPr>
+            <w:tcW w:type="dxa" w:w="4320"/>
+          </w:tcPr>
+          <w:p>
+            <w:r/>
+            <w:r>
+              <w:rPr>
+                <w:b/>
+                <w:sz w:val="18"/>
+              </w:rPr>
+              <w:t>项</w:t>
+            </w:r>
+          </w:p>
+        </w:tc>
+        <w:tc>
+          <w:tcPr>
+            <w:tcW w:type="dxa" w:w="4320"/>
+          </w:tcPr>
+          <w:p>
+            <w:r/>
+            <w:r>
+              <w:rPr>
+                <w:b/>
+                <w:sz w:val="18"/>
+              </w:rPr>
+              <w:t>设计</w:t>
+            </w:r>
+          </w:p>
+        </w:tc>
+      </w:tr>
+      <w:tr>
+        <w:tc>
+          <w:tcPr>
+            <w:tcW w:type="dxa" w:w="4320"/>
+          </w:tcPr>
+          <w:p>
+            <w:r/>
+            <w:r>
+              <w:rPr>
+                <w:sz w:val="18"/>
+              </w:rPr>
+              <w:t>写侧</w:t>
+            </w:r>
+          </w:p>
+        </w:tc>
+        <w:tc>
+          <w:tcPr>
+            <w:tcW w:type="dxa" w:w="4320"/>
+          </w:tcPr>
+          <w:p>
+            <w:r/>
+            <w:r>
+              <w:rPr>
+                <w:sz w:val="18"/>
+              </w:rPr>
+              <w:t>主连接，串行写事务；WAL 模式下不阻塞读</w:t>
+            </w:r>
+          </w:p>
+        </w:tc>
+      </w:tr>
+      <w:tr>
+        <w:tc>
+          <w:tcPr>
+            <w:tcW w:type="dxa" w:w="4320"/>
+          </w:tcPr>
+          <w:p>
+            <w:r/>
+            <w:r>
+              <w:rPr>
+                <w:sz w:val="18"/>
+              </w:rPr>
+              <w:t>读侧</w:t>
+            </w:r>
+          </w:p>
+        </w:tc>
+        <w:tc>
+          <w:tcPr>
+            <w:tcW w:type="dxa" w:w="4320"/>
+          </w:tcPr>
+          <w:p>
+            <w:r/>
+            <w:r>
+              <w:rPr>
+                <w:sz w:val="18"/>
+              </w:rPr>
+              <w:t>从连接（只读），承担看板/查询/统计</w:t>
+            </w:r>
+          </w:p>
+        </w:tc>
+      </w:tr>
+      <w:tr>
+        <w:tc>
+          <w:tcPr>
+            <w:tcW w:type="dxa" w:w="4320"/>
+          </w:tcPr>
+          <w:p>
+            <w:r/>
+            <w:r>
+              <w:rPr>
+                <w:sz w:val="18"/>
+              </w:rPr>
+              <w:t>一致性</w:t>
+            </w:r>
+          </w:p>
+        </w:tc>
+        <w:tc>
+          <w:tcPr>
+            <w:tcW w:type="dxa" w:w="4320"/>
+          </w:tcPr>
+          <w:p>
+            <w:r/>
+            <w:r>
+              <w:rPr>
+                <w:sz w:val="18"/>
+              </w:rPr>
+              <w:t>写后强一致场景（审批后立即执行）强制走主连接</w:t>
+            </w:r>
+          </w:p>
+        </w:tc>
+      </w:tr>
+      <w:tr>
+        <w:tc>
+          <w:tcPr>
+            <w:tcW w:type="dxa" w:w="4320"/>
+          </w:tcPr>
+          <w:p>
+            <w:r/>
+            <w:r>
+              <w:rPr>
+                <w:sz w:val="18"/>
+              </w:rPr>
+              <w:t>表</w:t>
+            </w:r>
+          </w:p>
+        </w:tc>
+        <w:tc>
+          <w:tcPr>
+            <w:tcW w:type="dxa" w:w="4320"/>
+          </w:tcPr>
+          <w:p>
+            <w:r/>
+            <w:r>
+              <w:rPr>
+                <w:sz w:val="18"/>
+              </w:rPr>
+              <w:t>work_orders / tasks / episodes / skills / audit_log / zones</w:t>
+            </w:r>
+          </w:p>
+        </w:tc>
+      </w:tr>
+      <w:tr>
+        <w:tc>
+          <w:tcPr>
+            <w:tcW w:type="dxa" w:w="4320"/>
+          </w:tcPr>
+          <w:p>
+            <w:r/>
+            <w:r>
+              <w:rPr>
+                <w:sz w:val="18"/>
+              </w:rPr>
+              <w:t>迁移</w:t>
+            </w:r>
+          </w:p>
+        </w:tc>
+        <w:tc>
+          <w:tcPr>
+            <w:tcW w:type="dxa" w:w="4320"/>
+          </w:tcPr>
+          <w:p>
+            <w:r/>
+            <w:r>
+              <w:rPr>
+                <w:sz w:val="18"/>
+              </w:rPr>
+              <w:t>内建 CREATE TABLE IF NOT EXISTS，零外部依赖；生产可平滑换 PostgreSQL</w:t>
+            </w:r>
+          </w:p>
+        </w:tc>
+      </w:tr>
+      <w:tr>
+        <w:tc>
+          <w:tcPr>
+            <w:tcW w:type="dxa" w:w="4320"/>
+          </w:tcPr>
+          <w:p>
+            <w:r/>
+            <w:r>
+              <w:rPr>
+                <w:sz w:val="18"/>
+              </w:rPr>
+              <w:t>测试隔离</w:t>
+            </w:r>
+          </w:p>
+        </w:tc>
+        <w:tc>
+          <w:tcPr>
+            <w:tcW w:type="dxa" w:w="4320"/>
+          </w:tcPr>
+          <w:p>
+            <w:r/>
+            <w:r>
+              <w:rPr>
+                <w:sz w:val="18"/>
+              </w:rPr>
+              <w:t>file:tiangong_&lt;uuid&gt;?mode=memory&amp;cache=shared（多连接共享内存库）</w:t>
+            </w:r>
+          </w:p>
+        </w:tc>
+      </w:tr>
+    </w:tbl>
+    <w:p>
+      <w:pPr>
+        <w:ind w:left="360"/>
+      </w:pPr>
+      <w:r>
+        <w:rPr>
+          <w:i/>
+          <w:color w:val="4A5158"/>
+        </w:rPr>
+        <w:t>CQRS 在本项目的首要价值不是性能，而是语义清晰：写模型承载状态机与不变量， 读模型服务看板与审计，两者演进解耦。</w:t>
+      </w:r>
+    </w:p>
+    <w:p>
+      <w:pPr>
+        <w:pStyle w:val="Heading3"/>
+      </w:pPr>
+      <w:r>
+        <w:t>5.2 多级缓存（app/cache.py）</w:t>
+      </w:r>
+    </w:p>
+    <w:p>
+      <w:pPr>
+        <w:pStyle w:val="ListBullet"/>
+        <w:ind w:left="360"/>
+      </w:pPr>
+      <w:r>
+        <w:rPr>
+          <w:b/>
+        </w:rPr>
+        <w:t>L1</w:t>
+      </w:r>
+      <w:r>
+        <w:rPr>
+          <w:b w:val="0"/>
+        </w:rPr>
+        <w:t>：进程内 TTL 字典（默认短 TTL，按数据热度分层）</w:t>
+      </w:r>
+    </w:p>
+    <w:p>
+      <w:pPr>
+        <w:pStyle w:val="ListBullet"/>
+        <w:ind w:left="360"/>
+      </w:pPr>
+      <w:r>
+        <w:rPr>
+          <w:b/>
+        </w:rPr>
+        <w:t>L2</w:t>
+      </w:r>
+      <w:r>
+        <w:rPr>
+          <w:b w:val="0"/>
+        </w:rPr>
+        <w:t>：可插拔接口（Redis 预留）；L2 故障自动降级为仅 L1，</w:t>
+      </w:r>
+      <w:r>
+        <w:rPr>
+          <w:b/>
+        </w:rPr>
+        <w:t>不影响功能</w:t>
+      </w:r>
+    </w:p>
+    <w:p>
+      <w:pPr>
+        <w:pStyle w:val="ListBullet"/>
+        <w:ind w:left="360"/>
+      </w:pPr>
+      <w:r>
+        <w:rPr>
+          <w:b/>
+        </w:rPr>
+        <w:t>失效</w:t>
+      </w:r>
+      <w:r>
+        <w:rPr>
+          <w:b w:val="0"/>
+        </w:rPr>
+        <w:t>：支持前缀批量失效（技能审批/安全区变更时使用）</w:t>
+      </w:r>
+    </w:p>
+    <w:p>
+      <w:pPr>
+        <w:pStyle w:val="ListBullet"/>
+        <w:ind w:left="360"/>
+      </w:pPr>
+      <w:r>
+        <w:rPr>
+          <w:b/>
+        </w:rPr>
+        <w:t>观测</w:t>
+      </w:r>
+      <w:r>
+        <w:rPr>
+          <w:b w:val="0"/>
+        </w:rPr>
+        <w:t>：</w:t>
+      </w:r>
+      <w:r>
+        <w:rPr>
+          <w:rFonts w:ascii="Consolas" w:hAnsi="Consolas"/>
+          <w:b w:val="0"/>
+          <w:sz w:val="19"/>
+        </w:rPr>
+        <w:t>hits / misses / hit_rate</w:t>
+      </w:r>
+      <w:r>
+        <w:rPr>
+          <w:b w:val="0"/>
+        </w:rPr>
+        <w:t xml:space="preserve"> 暴露于 </w:t>
+      </w:r>
+      <w:r>
+        <w:rPr>
+          <w:rFonts w:ascii="Consolas" w:hAnsi="Consolas"/>
+          <w:b w:val="0"/>
+          <w:sz w:val="19"/>
+        </w:rPr>
+        <w:t>/observability/metrics</w:t>
+      </w:r>
+    </w:p>
+    <w:p>
+      <w:pPr>
+        <w:pStyle w:val="ListBullet"/>
+        <w:ind w:left="360"/>
+      </w:pPr>
+      <w:r>
+        <w:rPr>
+          <w:b/>
+        </w:rPr>
+        <w:t>纪律</w:t>
+      </w:r>
+      <w:r>
+        <w:rPr>
+          <w:b w:val="0"/>
+        </w:rPr>
+        <w:t>：缓存只缓存</w:t>
+      </w:r>
+      <w:r>
+        <w:rPr>
+          <w:b/>
+        </w:rPr>
+        <w:t>读模型</w:t>
+      </w:r>
+      <w:r>
+        <w:rPr>
+          <w:b w:val="0"/>
+        </w:rPr>
+        <w:t>，绝不缓存红线判定与令牌（安全判定必须实时）</w:t>
+      </w:r>
+    </w:p>
+    <w:p>
+      <w:pPr>
+        <w:pStyle w:val="Heading3"/>
+      </w:pPr>
+      <w:r>
+        <w:t>5.3 事件总线（app/events.py）</w:t>
+      </w:r>
+    </w:p>
+    <w:p>
+      <w:pPr>
+        <w:pStyle w:val="ListBullet"/>
+        <w:ind w:left="360"/>
+      </w:pPr>
+      <w:r>
+        <w:rPr>
+          <w:rFonts w:ascii="Consolas" w:hAnsi="Consolas"/>
+          <w:b w:val="0"/>
+          <w:sz w:val="19"/>
+        </w:rPr>
+        <w:t>Event</w:t>
+      </w:r>
+      <w:r>
+        <w:rPr>
+          <w:b w:val="0"/>
+        </w:rPr>
+        <w:t xml:space="preserve">（frozen dataclass）+ </w:t>
+      </w:r>
+      <w:r>
+        <w:rPr>
+          <w:rFonts w:ascii="Consolas" w:hAnsi="Consolas"/>
+          <w:b w:val="0"/>
+          <w:sz w:val="19"/>
+        </w:rPr>
+        <w:t>Transport</w:t>
+      </w:r>
+      <w:r>
+        <w:rPr>
+          <w:b w:val="0"/>
+        </w:rPr>
+        <w:t xml:space="preserve"> Protocol + </w:t>
+      </w:r>
+      <w:r>
+        <w:rPr>
+          <w:rFonts w:ascii="Consolas" w:hAnsi="Consolas"/>
+          <w:b w:val="0"/>
+          <w:sz w:val="19"/>
+        </w:rPr>
+        <w:t>MemoryTransport</w:t>
+      </w:r>
+      <w:r>
+        <w:rPr>
+          <w:b w:val="0"/>
+        </w:rPr>
+        <w:t>（生产换 Pulsar/Redis）</w:t>
+      </w:r>
+    </w:p>
+    <w:p>
+      <w:pPr>
+        <w:pStyle w:val="ListBullet"/>
+        <w:ind w:left="360"/>
+      </w:pPr>
+      <w:r>
+        <w:rPr>
+          <w:b w:val="0"/>
+        </w:rPr>
+        <w:t>事件类型覆盖：作业单提交/审批/任务状态迁移/降级/停机/技能变更/证据落库</w:t>
+      </w:r>
+    </w:p>
+    <w:p>
+      <w:pPr>
+        <w:pStyle w:val="ListBullet"/>
+        <w:ind w:left="360"/>
+      </w:pPr>
+      <w:r>
+        <w:rPr>
+          <w:b/>
+        </w:rPr>
+        <w:t>投递失败不阻塞主链路</w:t>
+      </w:r>
+      <w:r>
+        <w:rPr>
+          <w:b w:val="0"/>
+        </w:rPr>
+        <w:t>（降级纪律）：事件可重放，业务不可重放</w:t>
+      </w:r>
+    </w:p>
+    <w:p>
+      <w:pPr>
+        <w:pStyle w:val="ListBullet"/>
+        <w:ind w:left="360"/>
+      </w:pPr>
+      <w:r>
+        <w:rPr>
+          <w:rFonts w:ascii="Consolas" w:hAnsi="Consolas"/>
+          <w:b w:val="0"/>
+          <w:sz w:val="19"/>
+        </w:rPr>
+        <w:t>GET /events</w:t>
+      </w:r>
+      <w:r>
+        <w:rPr>
+          <w:b w:val="0"/>
+        </w:rPr>
+        <w:t xml:space="preserve"> 暴露统计与最近 20 条，供值班排障</w:t>
+      </w:r>
+    </w:p>
+    <w:p>
+      <w:pPr>
+        <w:pStyle w:val="Heading3"/>
+      </w:pPr>
+      <w:r>
+        <w:t>5.4 可观测（app/otel.py）</w:t>
+      </w:r>
+    </w:p>
+    <w:p>
+      <w:r>
+        <w:rPr>
+          <w:b w:val="0"/>
+        </w:rPr>
+        <w:t xml:space="preserve">对齐 OTel GenAI Semantic Conventions，三层结构 </w:t>
+      </w:r>
+      <w:r>
+        <w:rPr>
+          <w:b/>
+        </w:rPr>
+        <w:t>Session &gt; Trace &gt; Span</w:t>
+      </w:r>
+      <w:r>
+        <w:rPr>
+          <w:b w:val="0"/>
+        </w:rPr>
+        <w:t>：</w:t>
+      </w:r>
+    </w:p>
+    <w:tbl>
+      <w:tblPr>
+        <w:tblStyle w:val="TableGrid"/>
+        <w:tblW w:type="auto" w:w="0"/>
+        <w:tblLook w:firstColumn="1" w:firstRow="1" w:lastColumn="0" w:lastRow="0" w:noHBand="0" w:noVBand="1" w:val="04A0"/>
+      </w:tblPr>
+      <w:tblGrid>
+        <w:gridCol w:w="2880"/>
+        <w:gridCol w:w="2880"/>
+        <w:gridCol w:w="2880"/>
+      </w:tblGrid>
+      <w:tr>
+        <w:tc>
+          <w:tcPr>
+            <w:tcW w:type="dxa" w:w="2880"/>
+          </w:tcPr>
+          <w:p>
+            <w:r/>
+            <w:r>
+              <w:rPr>
+                <w:b/>
+                <w:sz w:val="18"/>
+              </w:rPr>
+              <w:t>层</w:t>
+            </w:r>
+          </w:p>
+        </w:tc>
+        <w:tc>
+          <w:tcPr>
+            <w:tcW w:type="dxa" w:w="2880"/>
+          </w:tcPr>
+          <w:p>
+            <w:r/>
+            <w:r>
+              <w:rPr>
+                <w:b/>
+                <w:sz w:val="18"/>
+              </w:rPr>
+              <w:t>含义</w:t>
+            </w:r>
+          </w:p>
+        </w:tc>
+        <w:tc>
+          <w:tcPr>
+            <w:tcW w:type="dxa" w:w="2880"/>
+          </w:tcPr>
+          <w:p>
+            <w:r/>
+            <w:r>
+              <w:rPr>
+                <w:b/>
+                <w:sz w:val="18"/>
+              </w:rPr>
+              <w:t>本项目取值</w:t>
+            </w:r>
+          </w:p>
+        </w:tc>
+      </w:tr>
+      <w:tr>
+        <w:tc>
+          <w:tcPr>
+            <w:tcW w:type="dxa" w:w="2880"/>
+          </w:tcPr>
+          <w:p>
+            <w:r/>
+            <w:r>
+              <w:rPr>
+                <w:sz w:val="18"/>
+              </w:rPr>
+              <w:t>Session</w:t>
+            </w:r>
+          </w:p>
+        </w:tc>
+        <w:tc>
+          <w:tcPr>
+            <w:tcW w:type="dxa" w:w="2880"/>
+          </w:tcPr>
+          <w:p>
+            <w:r/>
+            <w:r>
+              <w:rPr>
+                <w:sz w:val="18"/>
+              </w:rPr>
+              <w:t>一次人机协作会话</w:t>
+            </w:r>
+          </w:p>
+        </w:tc>
+        <w:tc>
+          <w:tcPr>
+            <w:tcW w:type="dxa" w:w="2880"/>
+          </w:tcPr>
+          <w:p>
+            <w:r/>
+            <w:r>
+              <w:rPr>
+                <w:sz w:val="18"/>
+              </w:rPr>
+              <w:t>作业单生命周期</w:t>
+            </w:r>
+          </w:p>
+        </w:tc>
+      </w:tr>
+      <w:tr>
+        <w:tc>
+          <w:tcPr>
+            <w:tcW w:type="dxa" w:w="2880"/>
+          </w:tcPr>
+          <w:p>
+            <w:r/>
+            <w:r>
+              <w:rPr>
+                <w:sz w:val="18"/>
+              </w:rPr>
+              <w:t>Trace</w:t>
+            </w:r>
+          </w:p>
+        </w:tc>
+        <w:tc>
+          <w:tcPr>
+            <w:tcW w:type="dxa" w:w="2880"/>
+          </w:tcPr>
+          <w:p>
+            <w:r/>
+            <w:r>
+              <w:rPr>
+                <w:sz w:val="18"/>
+              </w:rPr>
+              <w:t>一次编排闭环</w:t>
+            </w:r>
+          </w:p>
+        </w:tc>
+        <w:tc>
+          <w:tcPr>
+            <w:tcW w:type="dxa" w:w="2880"/>
+          </w:tcPr>
+          <w:p>
+            <w:r/>
+            <w:r>
+              <w:rPr>
+                <w:sz w:val="18"/>
+              </w:rPr>
+              <w:t>trace_id（贯穿分解→执行→证据）</w:t>
+            </w:r>
+          </w:p>
+        </w:tc>
+      </w:tr>
+      <w:tr>
+        <w:tc>
+          <w:tcPr>
+            <w:tcW w:type="dxa" w:w="2880"/>
+          </w:tcPr>
+          <w:p>
+            <w:r/>
+            <w:r>
+              <w:rPr>
+                <w:sz w:val="18"/>
+              </w:rPr>
+              <w:t>Span</w:t>
+            </w:r>
+          </w:p>
+        </w:tc>
+        <w:tc>
+          <w:tcPr>
+            <w:tcW w:type="dxa" w:w="2880"/>
+          </w:tcPr>
+          <w:p>
+            <w:r/>
+            <w:r>
+              <w:rPr>
+                <w:sz w:val="18"/>
+              </w:rPr>
+              <w:t>单个动作</w:t>
+            </w:r>
+          </w:p>
+        </w:tc>
+        <w:tc>
+          <w:tcPr>
+            <w:tcW w:type="dxa" w:w="2880"/>
+          </w:tcPr>
+          <w:p>
+            <w:r/>
+            <w:r>
+              <w:rPr>
+                <w:sz w:val="18"/>
+              </w:rPr>
+              <w:t>plan.* / safety.* / skill.* / evidence.*</w:t>
+            </w:r>
+          </w:p>
+        </w:tc>
+      </w:tr>
+    </w:tbl>
+    <w:p>
+      <w:r>
+        <w:rPr>
+          <w:b w:val="0"/>
+        </w:rPr>
+        <w:t>语义属性：</w:t>
+      </w:r>
+      <w:r>
+        <w:rPr>
+          <w:rFonts w:ascii="Consolas" w:hAnsi="Consolas"/>
+          <w:b w:val="0"/>
+          <w:color w:val="0B4F75"/>
+          <w:sz w:val="19"/>
+        </w:rPr>
+        <w:t>gen_ai.system</w:t>
+      </w:r>
+      <w:r>
+        <w:rPr>
+          <w:b w:val="0"/>
+        </w:rPr>
+        <w:t>、</w:t>
+      </w:r>
+      <w:r>
+        <w:rPr>
+          <w:rFonts w:ascii="Consolas" w:hAnsi="Consolas"/>
+          <w:b w:val="0"/>
+          <w:color w:val="0B4F75"/>
+          <w:sz w:val="19"/>
+        </w:rPr>
+        <w:t>gen_ai.request.model</w:t>
+      </w:r>
+      <w:r>
+        <w:rPr>
+          <w:b w:val="0"/>
+        </w:rPr>
+        <w:t>、</w:t>
+      </w:r>
+      <w:r>
+        <w:rPr>
+          <w:rFonts w:ascii="Consolas" w:hAnsi="Consolas"/>
+          <w:b w:val="0"/>
+          <w:color w:val="0B4F75"/>
+          <w:sz w:val="19"/>
+        </w:rPr>
+        <w:t>gen_ai.usage.input_tokens</w:t>
+      </w:r>
+      <w:r>
+        <w:rPr>
+          <w:b w:val="0"/>
+        </w:rPr>
+        <w:t xml:space="preserve">、 </w:t>
+      </w:r>
+      <w:r>
+        <w:rPr>
+          <w:rFonts w:ascii="Consolas" w:hAnsi="Consolas"/>
+          <w:b w:val="0"/>
+          <w:color w:val="0B4F75"/>
+          <w:sz w:val="19"/>
+        </w:rPr>
+        <w:t>gen_ai.usage.output_tokens</w:t>
+      </w:r>
+      <w:r>
+        <w:rPr>
+          <w:b w:val="0"/>
+        </w:rPr>
+        <w:t>、</w:t>
+      </w:r>
+      <w:r>
+        <w:rPr>
+          <w:rFonts w:ascii="Consolas" w:hAnsi="Consolas"/>
+          <w:b w:val="0"/>
+          <w:color w:val="0B4F75"/>
+          <w:sz w:val="19"/>
+        </w:rPr>
+        <w:t>gen_ai.response.finish_reasons</w:t>
+      </w:r>
+      <w:r>
+        <w:rPr>
+          <w:b w:val="0"/>
+        </w:rPr>
+        <w:t xml:space="preserve">。 无 OTel SDK 硬依赖（可零成本接入现有 APM），导出端点 </w:t>
+      </w:r>
+      <w:r>
+        <w:rPr>
+          <w:rFonts w:ascii="Consolas" w:hAnsi="Consolas"/>
+          <w:b w:val="0"/>
+          <w:color w:val="0B4F75"/>
+          <w:sz w:val="19"/>
+        </w:rPr>
+        <w:t>/observability/spans</w:t>
+      </w:r>
+      <w:r>
+        <w:rPr>
+          <w:b w:val="0"/>
+        </w:rPr>
+        <w:t>。</w:t>
+      </w:r>
+    </w:p>
+    <w:p>
+      <w:pPr>
+        <w:pStyle w:val="Heading3"/>
+      </w:pPr>
+      <w:r>
+        <w:t>5.5 多品牌适配（app/robots/vda5050.py + AdapterRegistry）</w:t>
+      </w:r>
+    </w:p>
+    <w:tbl>
+      <w:tblPr>
+        <w:tblStyle w:val="TableGrid"/>
+        <w:tblW w:type="auto" w:w="0"/>
+        <w:tblLook w:firstColumn="1" w:firstRow="1" w:lastColumn="0" w:lastRow="0" w:noHBand="0" w:noVBand="1" w:val="04A0"/>
+      </w:tblPr>
+      <w:tblGrid>
+        <w:gridCol w:w="4320"/>
+        <w:gridCol w:w="4320"/>
+      </w:tblGrid>
+      <w:tr>
+        <w:tc>
+          <w:tcPr>
+            <w:tcW w:type="dxa" w:w="4320"/>
+          </w:tcPr>
+          <w:p>
+            <w:r/>
+            <w:r>
+              <w:rPr>
+                <w:b/>
+                <w:sz w:val="18"/>
+              </w:rPr>
+              <w:t>能力</w:t>
+            </w:r>
+          </w:p>
+        </w:tc>
+        <w:tc>
+          <w:tcPr>
+            <w:tcW w:type="dxa" w:w="4320"/>
+          </w:tcPr>
+          <w:p>
+            <w:r/>
+            <w:r>
+              <w:rPr>
+                <w:b/>
+                <w:sz w:val="18"/>
+              </w:rPr>
+              <w:t>说明</w:t>
+            </w:r>
+          </w:p>
+        </w:tc>
+      </w:tr>
+      <w:tr>
+        <w:tc>
+          <w:tcPr>
+            <w:tcW w:type="dxa" w:w="4320"/>
+          </w:tcPr>
+          <w:p>
+            <w:r/>
+            <w:r>
+              <w:rPr>
+                <w:sz w:val="18"/>
+              </w:rPr>
+              <w:t>VDA 5050</w:t>
+            </w:r>
+          </w:p>
+        </w:tc>
+        <w:tc>
+          <w:tcPr>
+            <w:tcW w:type="dxa" w:w="4320"/>
+          </w:tcPr>
+          <w:p>
+            <w:r/>
+            <w:r>
+              <w:rPr>
+                <w:sz w:val="18"/>
+              </w:rPr>
+              <w:t>MQTT 主题规范、order/instantAction 构造、state 解析、dry-run outbox</w:t>
+            </w:r>
+          </w:p>
+        </w:tc>
+      </w:tr>
+      <w:tr>
+        <w:tc>
+          <w:tcPr>
+            <w:tcW w:type="dxa" w:w="4320"/>
+          </w:tcPr>
+          <w:p>
+            <w:r/>
+            <w:r>
+              <w:rPr>
+                <w:sz w:val="18"/>
+              </w:rPr>
+              <w:t>私有协议</w:t>
+            </w:r>
+          </w:p>
+        </w:tc>
+        <w:tc>
+          <w:tcPr>
+            <w:tcW w:type="dxa" w:w="4320"/>
+          </w:tcPr>
+          <w:p>
+            <w:r/>
+            <w:r>
+              <w:rPr>
+                <w:sz w:val="18"/>
+              </w:rPr>
+              <w:t>实现同一 RobotLink 协议即可接入（gRPC 骨架见 contracts/proto）</w:t>
+            </w:r>
+          </w:p>
+        </w:tc>
+      </w:tr>
+      <w:tr>
+        <w:tc>
+          <w:tcPr>
+            <w:tcW w:type="dxa" w:w="4320"/>
+          </w:tcPr>
+          <w:p>
+            <w:r/>
+            <w:r>
+              <w:rPr>
+                <w:sz w:val="18"/>
+              </w:rPr>
+              <w:t>注册表</w:t>
+            </w:r>
+          </w:p>
+        </w:tc>
+        <w:tc>
+          <w:tcPr>
+            <w:tcW w:type="dxa" w:w="4320"/>
+          </w:tcPr>
+          <w:p>
+            <w:r/>
+            <w:r>
+              <w:rPr>
+                <w:sz w:val="18"/>
+              </w:rPr>
+              <w:t>按品牌注册/工厂创建/健康探测，GET /adapters/health 统一暴露</w:t>
+            </w:r>
+          </w:p>
+        </w:tc>
+      </w:tr>
+      <w:tr>
+        <w:tc>
+          <w:tcPr>
+            <w:tcW w:type="dxa" w:w="4320"/>
+          </w:tcPr>
+          <w:p>
+            <w:r/>
+            <w:r>
+              <w:rPr>
+                <w:sz w:val="18"/>
+              </w:rPr>
+              <w:t>混场纪律</w:t>
+            </w:r>
+          </w:p>
+        </w:tc>
+        <w:tc>
+          <w:tcPr>
+            <w:tcW w:type="dxa" w:w="4320"/>
+          </w:tcPr>
+          <w:p>
+            <w:r/>
+            <w:r>
+              <w:rPr>
+                <w:sz w:val="18"/>
+              </w:rPr>
+              <w:t>适配器只做协议翻译，不做业务决策；调度与安全判定在核心层统一</w:t>
+            </w:r>
+          </w:p>
+        </w:tc>
+      </w:tr>
+    </w:tbl>
+    <w:p>
+      <w:pPr>
+        <w:pStyle w:val="Heading3"/>
+      </w:pPr>
+      <w:r>
+        <w:t>5.6 智能体互联（app/a2a.py）</w:t>
+      </w:r>
+    </w:p>
+    <w:p>
+      <w:pPr>
+        <w:pStyle w:val="ListBullet"/>
+        <w:ind w:left="360"/>
+      </w:pPr>
+      <w:r>
+        <w:rPr>
+          <w:rFonts w:ascii="Consolas" w:hAnsi="Consolas"/>
+          <w:b w:val="0"/>
+          <w:sz w:val="19"/>
+        </w:rPr>
+        <w:t>GET /a2a/v1/card</w:t>
+      </w:r>
+      <w:r>
+        <w:rPr>
+          <w:b w:val="0"/>
+        </w:rPr>
+        <w:t>：Agent Card（能力声明）</w:t>
+      </w:r>
+    </w:p>
+    <w:p>
+      <w:pPr>
+        <w:pStyle w:val="ListBullet"/>
+        <w:ind w:left="360"/>
+      </w:pPr>
+      <w:r>
+        <w:rPr>
+          <w:rFonts w:ascii="Consolas" w:hAnsi="Consolas"/>
+          <w:b w:val="0"/>
+          <w:sz w:val="19"/>
+        </w:rPr>
+        <w:t>POST /a2a/v1/tasks</w:t>
+      </w:r>
+      <w:r>
+        <w:rPr>
+          <w:b w:val="0"/>
+        </w:rPr>
+        <w:t>：意图委派入口（如 Diting-PdM 的设备异常 → 天工巡检作业单）</w:t>
+      </w:r>
+    </w:p>
+    <w:p>
+      <w:pPr>
+        <w:pStyle w:val="ListBullet"/>
+        <w:ind w:left="360"/>
+      </w:pPr>
+      <w:r>
+        <w:rPr>
+          <w:b w:val="0"/>
+        </w:rPr>
+        <w:t>委派只传</w:t>
+      </w:r>
+      <w:r>
+        <w:rPr>
+          <w:b/>
+        </w:rPr>
+        <w:t>意图与参数</w:t>
+      </w:r>
+      <w:r>
+        <w:rPr>
+          <w:b w:val="0"/>
+        </w:rPr>
+        <w:t>，不传执行权限；落地仍需走本平台的审批与红线</w:t>
+      </w:r>
+    </w:p>
+    <w:p>
+      <w:pPr>
+        <w:jc w:val="center"/>
+      </w:pPr>
+      <w:r>
+        <w:rPr>
+          <w:color w:val="B0B6BD"/>
+        </w:rPr>
+        <w:t>— — —</w:t>
+      </w:r>
+    </w:p>
+    <w:p>
+      <w:pPr>
+        <w:pStyle w:val="Heading2"/>
+      </w:pPr>
+      <w:r>
+        <w:t>6. 关键架构决策（ADR 索引）</w:t>
       </w:r>
     </w:p>
     <w:tbl>
@@ -1558,6 +3012,296 @@
           </w:p>
         </w:tc>
       </w:tr>
+      <w:tr>
+        <w:tc>
+          <w:tcPr>
+            <w:tcW w:type="dxa" w:w="2160"/>
+          </w:tcPr>
+          <w:p>
+            <w:r/>
+            <w:r>
+              <w:rPr>
+                <w:sz w:val="18"/>
+              </w:rPr>
+              <w:t>A9</w:t>
+            </w:r>
+          </w:p>
+        </w:tc>
+        <w:tc>
+          <w:tcPr>
+            <w:tcW w:type="dxa" w:w="2160"/>
+          </w:tcPr>
+          <w:p>
+            <w:r/>
+            <w:r>
+              <w:rPr>
+                <w:sz w:val="18"/>
+              </w:rPr>
+              <w:t>CQRS 读写分离（写主/读从）</w:t>
+            </w:r>
+          </w:p>
+        </w:tc>
+        <w:tc>
+          <w:tcPr>
+            <w:tcW w:type="dxa" w:w="2160"/>
+          </w:tcPr>
+          <w:p>
+            <w:r/>
+            <w:r>
+              <w:rPr>
+                <w:sz w:val="18"/>
+              </w:rPr>
+              <w:t>语义清晰优先，性能次之；为 PostgreSQL 铺路</w:t>
+            </w:r>
+          </w:p>
+        </w:tc>
+        <w:tc>
+          <w:tcPr>
+            <w:tcW w:type="dxa" w:w="2160"/>
+          </w:tcPr>
+          <w:p>
+            <w:r/>
+            <w:r>
+              <w:rPr>
+                <w:sz w:val="18"/>
+              </w:rPr>
+              <w:t>§5.1</w:t>
+            </w:r>
+          </w:p>
+        </w:tc>
+      </w:tr>
+      <w:tr>
+        <w:tc>
+          <w:tcPr>
+            <w:tcW w:type="dxa" w:w="2160"/>
+          </w:tcPr>
+          <w:p>
+            <w:r/>
+            <w:r>
+              <w:rPr>
+                <w:sz w:val="18"/>
+              </w:rPr>
+              <w:t>A10</w:t>
+            </w:r>
+          </w:p>
+        </w:tc>
+        <w:tc>
+          <w:tcPr>
+            <w:tcW w:type="dxa" w:w="2160"/>
+          </w:tcPr>
+          <w:p>
+            <w:r/>
+            <w:r>
+              <w:rPr>
+                <w:sz w:val="18"/>
+              </w:rPr>
+              <w:t>多级缓存只缓存读模型</w:t>
+            </w:r>
+          </w:p>
+        </w:tc>
+        <w:tc>
+          <w:tcPr>
+            <w:tcW w:type="dxa" w:w="2160"/>
+          </w:tcPr>
+          <w:p>
+            <w:r/>
+            <w:r>
+              <w:rPr>
+                <w:sz w:val="18"/>
+              </w:rPr>
+              <w:t>红线与令牌必须实时，缓存会引入安全风险</w:t>
+            </w:r>
+          </w:p>
+        </w:tc>
+        <w:tc>
+          <w:tcPr>
+            <w:tcW w:type="dxa" w:w="2160"/>
+          </w:tcPr>
+          <w:p>
+            <w:r/>
+            <w:r>
+              <w:rPr>
+                <w:sz w:val="18"/>
+              </w:rPr>
+              <w:t>§5.2</w:t>
+            </w:r>
+          </w:p>
+        </w:tc>
+      </w:tr>
+      <w:tr>
+        <w:tc>
+          <w:tcPr>
+            <w:tcW w:type="dxa" w:w="2160"/>
+          </w:tcPr>
+          <w:p>
+            <w:r/>
+            <w:r>
+              <w:rPr>
+                <w:sz w:val="18"/>
+              </w:rPr>
+              <w:t>A11</w:t>
+            </w:r>
+          </w:p>
+        </w:tc>
+        <w:tc>
+          <w:tcPr>
+            <w:tcW w:type="dxa" w:w="2160"/>
+          </w:tcPr>
+          <w:p>
+            <w:r/>
+            <w:r>
+              <w:rPr>
+                <w:sz w:val="18"/>
+              </w:rPr>
+              <w:t>事件总线不阻塞主链路</w:t>
+            </w:r>
+          </w:p>
+        </w:tc>
+        <w:tc>
+          <w:tcPr>
+            <w:tcW w:type="dxa" w:w="2160"/>
+          </w:tcPr>
+          <w:p>
+            <w:r/>
+            <w:r>
+              <w:rPr>
+                <w:sz w:val="18"/>
+              </w:rPr>
+              <w:t>事件可重放、业务不可重放</w:t>
+            </w:r>
+          </w:p>
+        </w:tc>
+        <w:tc>
+          <w:tcPr>
+            <w:tcW w:type="dxa" w:w="2160"/>
+          </w:tcPr>
+          <w:p>
+            <w:r/>
+            <w:r>
+              <w:rPr>
+                <w:sz w:val="18"/>
+              </w:rPr>
+              <w:t>§5.3</w:t>
+            </w:r>
+          </w:p>
+        </w:tc>
+      </w:tr>
+      <w:tr>
+        <w:tc>
+          <w:tcPr>
+            <w:tcW w:type="dxa" w:w="2160"/>
+          </w:tcPr>
+          <w:p>
+            <w:r/>
+            <w:r>
+              <w:rPr>
+                <w:sz w:val="18"/>
+              </w:rPr>
+              <w:t>A12</w:t>
+            </w:r>
+          </w:p>
+        </w:tc>
+        <w:tc>
+          <w:tcPr>
+            <w:tcW w:type="dxa" w:w="2160"/>
+          </w:tcPr>
+          <w:p>
+            <w:r/>
+            <w:r>
+              <w:rPr>
+                <w:sz w:val="18"/>
+              </w:rPr>
+              <w:t>自研轻量 tracer 对齐 OTel SemConv</w:t>
+            </w:r>
+          </w:p>
+        </w:tc>
+        <w:tc>
+          <w:tcPr>
+            <w:tcW w:type="dxa" w:w="2160"/>
+          </w:tcPr>
+          <w:p>
+            <w:r/>
+            <w:r>
+              <w:rPr>
+                <w:sz w:val="18"/>
+              </w:rPr>
+              <w:t>避免 SDK 强绑定；可零成本接入现有 APM</w:t>
+            </w:r>
+          </w:p>
+        </w:tc>
+        <w:tc>
+          <w:tcPr>
+            <w:tcW w:type="dxa" w:w="2160"/>
+          </w:tcPr>
+          <w:p>
+            <w:r/>
+            <w:r>
+              <w:rPr>
+                <w:sz w:val="18"/>
+              </w:rPr>
+              <w:t>§5.4</w:t>
+            </w:r>
+          </w:p>
+        </w:tc>
+      </w:tr>
+      <w:tr>
+        <w:tc>
+          <w:tcPr>
+            <w:tcW w:type="dxa" w:w="2160"/>
+          </w:tcPr>
+          <w:p>
+            <w:r/>
+            <w:r>
+              <w:rPr>
+                <w:sz w:val="18"/>
+              </w:rPr>
+              <w:t>A13</w:t>
+            </w:r>
+          </w:p>
+        </w:tc>
+        <w:tc>
+          <w:tcPr>
+            <w:tcW w:type="dxa" w:w="2160"/>
+          </w:tcPr>
+          <w:p>
+            <w:r/>
+            <w:r>
+              <w:rPr>
+                <w:sz w:val="18"/>
+              </w:rPr>
+              <w:t>适配器只翻译协议</w:t>
+            </w:r>
+          </w:p>
+        </w:tc>
+        <w:tc>
+          <w:tcPr>
+            <w:tcW w:type="dxa" w:w="2160"/>
+          </w:tcPr>
+          <w:p>
+            <w:r/>
+            <w:r>
+              <w:rPr>
+                <w:sz w:val="18"/>
+              </w:rPr>
+              <w:t>业务决策统一在核心层，防止混场语义漂移</w:t>
+            </w:r>
+          </w:p>
+        </w:tc>
+        <w:tc>
+          <w:tcPr>
+            <w:tcW w:type="dxa" w:w="2160"/>
+          </w:tcPr>
+          <w:p>
+            <w:r/>
+            <w:r>
+              <w:rPr>
+                <w:sz w:val="18"/>
+              </w:rPr>
+              <w:t>§5.5</w:t>
+            </w:r>
+          </w:p>
+        </w:tc>
+      </w:tr>
     </w:tbl>
     <w:p>
       <w:pPr>
@@ -1575,7 +3319,7 @@
         <w:pStyle w:val="Heading2"/>
       </w:pPr>
       <w:r>
-        <w:t>6. 部署视图</w:t>
+        <w:t>7. 部署视图</w:t>
       </w:r>
     </w:p>
     <w:p>
@@ -1593,7 +3337,21 @@
         <w:rPr>
           <w:b w:val="0"/>
         </w:rPr>
-        <w:t>：单进程 Litestar + MockRobotDriver（无硬件）</w:t>
+        <w:t>：单进程 Litestar + MockRobotDriver（无硬件），</w:t>
+      </w:r>
+      <w:r>
+        <w:rPr>
+          <w:rFonts w:ascii="Consolas" w:hAnsi="Consolas"/>
+          <w:b w:val="0"/>
+          <w:sz w:val="19"/>
+        </w:rPr>
+        <w:t>TIANGONG_DB</w:t>
+      </w:r>
+      <w:r>
+        <w:rPr>
+          <w:b w:val="0"/>
+        </w:rPr>
+        <w:t xml:space="preserve"> 默认内存库</w:t>
       </w:r>
     </w:p>
     <w:p>
@@ -1611,7 +3369,21 @@
         <w:rPr>
           <w:b w:val="0"/>
         </w:rPr>
-        <w:t>：K3s 双副本 agent-runtime + 本地 episode 缓存（弱网可断点续传）</w:t>
+        <w:t>：K3s 双副本 agent-runtime + 本地 SQLite（</w:t>
+      </w:r>
+      <w:r>
+        <w:rPr>
+          <w:rFonts w:ascii="Consolas" w:hAnsi="Consolas"/>
+          <w:b w:val="0"/>
+          <w:sz w:val="19"/>
+        </w:rPr>
+        <w:t>TIANGONG_DB=/data/tiangong.db</w:t>
+      </w:r>
+      <w:r>
+        <w:rPr>
+          <w:b w:val="0"/>
+        </w:rPr>
+        <w:t>，WAL）+ 本地 episode 缓存（弱网可断点续传）</w:t>
       </w:r>
     </w:p>
     <w:p>
@@ -1652,7 +3424,7 @@
         <w:rPr>
           <w:b w:val="0"/>
         </w:rPr>
-        <w:t>，多基地拓扑详 docs/09 §4）</w:t>
+        <w:t>，多基地拓扑详 docs/09 §4，运维细则详 docs/38）</w:t>
       </w:r>
     </w:p>
     <w:p>
@@ -1671,7 +3443,7 @@
         <w:pStyle w:val="Heading2"/>
       </w:pPr>
       <w:r>
-        <w:t>7. 质量属性场景</w:t>
+        <w:t>8. 质量属性场景</w:t>
       </w:r>
     </w:p>
     <w:tbl>
@@ -1831,6 +3603,50 @@
               <w:rPr>
                 <w:sz w:val="18"/>
               </w:rPr>
+              <w:t>可用性</w:t>
+            </w:r>
+          </w:p>
+        </w:tc>
+        <w:tc>
+          <w:tcPr>
+            <w:tcW w:type="dxa" w:w="2880"/>
+          </w:tcPr>
+          <w:p>
+            <w:r/>
+            <w:r>
+              <w:rPr>
+                <w:sz w:val="18"/>
+              </w:rPr>
+              <w:t>L2 缓存不可用</w:t>
+            </w:r>
+          </w:p>
+        </w:tc>
+        <w:tc>
+          <w:tcPr>
+            <w:tcW w:type="dxa" w:w="2880"/>
+          </w:tcPr>
+          <w:p>
+            <w:r/>
+            <w:r>
+              <w:rPr>
+                <w:sz w:val="18"/>
+              </w:rPr>
+              <w:t>自动退化为仅 L1，功能不受影响（§5.2）</w:t>
+            </w:r>
+          </w:p>
+        </w:tc>
+      </w:tr>
+      <w:tr>
+        <w:tc>
+          <w:tcPr>
+            <w:tcW w:type="dxa" w:w="2880"/>
+          </w:tcPr>
+          <w:p>
+            <w:r/>
+            <w:r>
+              <w:rPr>
+                <w:sz w:val="18"/>
+              </w:rPr>
               <w:t>安全性</w:t>
             </w:r>
           </w:p>
@@ -1875,6 +3691,50 @@
               <w:rPr>
                 <w:sz w:val="18"/>
               </w:rPr>
+              <w:t>安全性</w:t>
+            </w:r>
+          </w:p>
+        </w:tc>
+        <w:tc>
+          <w:tcPr>
+            <w:tcW w:type="dxa" w:w="2880"/>
+          </w:tcPr>
+          <w:p>
+            <w:r/>
+            <w:r>
+              <w:rPr>
+                <w:sz w:val="18"/>
+              </w:rPr>
+              <w:t>缓存与安全判定冲突</w:t>
+            </w:r>
+          </w:p>
+        </w:tc>
+        <w:tc>
+          <w:tcPr>
+            <w:tcW w:type="dxa" w:w="2880"/>
+          </w:tcPr>
+          <w:p>
+            <w:r/>
+            <w:r>
+              <w:rPr>
+                <w:sz w:val="18"/>
+              </w:rPr>
+              <w:t>红线/令牌不进缓存，永远实时（A10）</w:t>
+            </w:r>
+          </w:p>
+        </w:tc>
+      </w:tr>
+      <w:tr>
+        <w:tc>
+          <w:tcPr>
+            <w:tcW w:type="dxa" w:w="2880"/>
+          </w:tcPr>
+          <w:p>
+            <w:r/>
+            <w:r>
+              <w:rPr>
+                <w:sz w:val="18"/>
+              </w:rPr>
               <w:t>可审计</w:t>
             </w:r>
           </w:p>
@@ -1903,7 +3763,7 @@
               <w:rPr>
                 <w:sz w:val="18"/>
               </w:rPr>
-              <w:t>trace_id 重建全链（FR-503）</w:t>
+              <w:t>trace_id 重建全链 + 审计日志（FR-503）</w:t>
             </w:r>
           </w:p>
         </w:tc>
@@ -1947,7 +3807,51 @@
               <w:rPr>
                 <w:sz w:val="18"/>
               </w:rPr>
-              <w:t>新 adapter，核心不动（A1）</w:t>
+              <w:t>新 adapter，核心不动（A1/A13）</w:t>
+            </w:r>
+          </w:p>
+        </w:tc>
+      </w:tr>
+      <w:tr>
+        <w:tc>
+          <w:tcPr>
+            <w:tcW w:type="dxa" w:w="2880"/>
+          </w:tcPr>
+          <w:p>
+            <w:r/>
+            <w:r>
+              <w:rPr>
+                <w:sz w:val="18"/>
+              </w:rPr>
+              <w:t>可扩展</w:t>
+            </w:r>
+          </w:p>
+        </w:tc>
+        <w:tc>
+          <w:tcPr>
+            <w:tcW w:type="dxa" w:w="2880"/>
+          </w:tcPr>
+          <w:p>
+            <w:r/>
+            <w:r>
+              <w:rPr>
+                <w:sz w:val="18"/>
+              </w:rPr>
+              <w:t>新增品牌混场</w:t>
+            </w:r>
+          </w:p>
+        </w:tc>
+        <w:tc>
+          <w:tcPr>
+            <w:tcW w:type="dxa" w:w="2880"/>
+          </w:tcPr>
+          <w:p>
+            <w:r/>
+            <w:r>
+              <w:rPr>
+                <w:sz w:val="18"/>
+              </w:rPr>
+              <w:t>注册表加一条 + 健康探测（§5.5）</w:t>
             </w:r>
           </w:p>
         </w:tc>
@@ -1991,7 +3895,51 @@
               <w:rPr>
                 <w:sz w:val="18"/>
               </w:rPr>
-              <w:t>目标 NFR-101/102</w:t>
+              <w:t>读走缓存与从库，目标 NFR-101/102</w:t>
+            </w:r>
+          </w:p>
+        </w:tc>
+      </w:tr>
+      <w:tr>
+        <w:tc>
+          <w:tcPr>
+            <w:tcW w:type="dxa" w:w="2880"/>
+          </w:tcPr>
+          <w:p>
+            <w:r/>
+            <w:r>
+              <w:rPr>
+                <w:sz w:val="18"/>
+              </w:rPr>
+              <w:t>性能</w:t>
+            </w:r>
+          </w:p>
+        </w:tc>
+        <w:tc>
+          <w:tcPr>
+            <w:tcW w:type="dxa" w:w="2880"/>
+          </w:tcPr>
+          <w:p>
+            <w:r/>
+            <w:r>
+              <w:rPr>
+                <w:sz w:val="18"/>
+              </w:rPr>
+              <w:t>看板高频查询</w:t>
+            </w:r>
+          </w:p>
+        </w:tc>
+        <w:tc>
+          <w:tcPr>
+            <w:tcW w:type="dxa" w:w="2880"/>
+          </w:tcPr>
+          <w:p>
+            <w:r/>
+            <w:r>
+              <w:rPr>
+                <w:sz w:val="18"/>
+              </w:rPr>
+              <w:t>多级缓存 + 读连接，不打写侧</w:t>
             </w:r>
           </w:p>
         </w:tc>

--- a/export/docx/docs/06_03_总体架构设计.docx
+++ b/export/docx/docs/06_03_总体架构设计.docx
@@ -2457,6 +2457,283 @@
     </w:p>
     <w:p>
       <w:pPr>
+        <w:pStyle w:val="Heading3"/>
+      </w:pPr>
+      <w:r>
+        <w:t>5.7 分析库与读模型（1 亿条事实）</w:t>
+      </w:r>
+    </w:p>
+    <w:p>
+      <w:r>
+        <w:rPr>
+          <w:b w:val="0"/>
+        </w:rPr>
+        <w:t>业务库保持小而快；</w:t>
+      </w:r>
+      <w:r>
+        <w:rPr>
+          <w:b/>
+        </w:rPr>
+        <w:t>作业事实</w:t>
+      </w:r>
+      <w:r>
+        <w:rPr>
+          <w:b w:val="0"/>
+        </w:rPr>
+        <w:t>（1 亿条）单独落只读分析库，并构建预聚合读模型：</w:t>
+      </w:r>
+    </w:p>
+    <w:p>
+      <w:pPr>
+        <w:ind w:left="240"/>
+      </w:pPr>
+      <w:r>
+        <w:rPr>
+          <w:rFonts w:ascii="Consolas" w:hAnsi="Consolas"/>
+          <w:color w:val="24292F"/>
+          <w:sz w:val="17"/>
+        </w:rPr>
+        <w:t>业务库 tiangong.db（MB 级，写侧）      分析库 tiangong_bulk.db（5 GiB，读侧）</w:t>
+        <w:br/>
+        <w:t>├── work_orders  ← 状态机不变量         ├── wo_fact / task_fact / episode_fact / audit_fact</w:t>
+        <w:br/>
+        <w:t>├── tasks        ← 九态迁移              └── agg_daily / agg_daily_task / agg_daily_skill</w:t>
+        <w:br/>
+        <w:t>├── episodes     ← 证据与飞轮                  / agg_daily_action / agg_hourly</w:t>
+        <w:br/>
+        <w:t>├── skills / audit_log / zones</w:t>
+      </w:r>
+    </w:p>
+    <w:tbl>
+      <w:tblPr>
+        <w:tblStyle w:val="TableGrid"/>
+        <w:tblW w:type="auto" w:w="0"/>
+        <w:tblLook w:firstColumn="1" w:firstRow="1" w:lastColumn="0" w:lastRow="0" w:noHBand="0" w:noVBand="1" w:val="04A0"/>
+      </w:tblPr>
+      <w:tblGrid>
+        <w:gridCol w:w="2880"/>
+        <w:gridCol w:w="2880"/>
+        <w:gridCol w:w="2880"/>
+      </w:tblGrid>
+      <w:tr>
+        <w:tc>
+          <w:tcPr>
+            <w:tcW w:type="dxa" w:w="2880"/>
+          </w:tcPr>
+          <w:p>
+            <w:r/>
+            <w:r>
+              <w:rPr>
+                <w:b/>
+                <w:sz w:val="18"/>
+              </w:rPr>
+              <w:t>层</w:t>
+            </w:r>
+          </w:p>
+        </w:tc>
+        <w:tc>
+          <w:tcPr>
+            <w:tcW w:type="dxa" w:w="2880"/>
+          </w:tcPr>
+          <w:p>
+            <w:r/>
+            <w:r>
+              <w:rPr>
+                <w:b/>
+                <w:sz w:val="18"/>
+              </w:rPr>
+              <w:t>职责</w:t>
+            </w:r>
+          </w:p>
+        </w:tc>
+        <w:tc>
+          <w:tcPr>
+            <w:tcW w:type="dxa" w:w="2880"/>
+          </w:tcPr>
+          <w:p>
+            <w:r/>
+            <w:r>
+              <w:rPr>
+                <w:b/>
+                <w:sz w:val="18"/>
+              </w:rPr>
+              <w:t>时延（实测）</w:t>
+            </w:r>
+          </w:p>
+        </w:tc>
+      </w:tr>
+      <w:tr>
+        <w:tc>
+          <w:tcPr>
+            <w:tcW w:type="dxa" w:w="2880"/>
+          </w:tcPr>
+          <w:p>
+            <w:r/>
+            <w:r>
+              <w:rPr>
+                <w:sz w:val="18"/>
+              </w:rPr>
+              <w:t>明细表</w:t>
+            </w:r>
+          </w:p>
+        </w:tc>
+        <w:tc>
+          <w:tcPr>
+            <w:tcW w:type="dxa" w:w="2880"/>
+          </w:tcPr>
+          <w:p>
+            <w:r/>
+            <w:r>
+              <w:rPr>
+                <w:sz w:val="18"/>
+              </w:rPr>
+              <w:t>点查（单作业单时间线）</w:t>
+            </w:r>
+          </w:p>
+        </w:tc>
+        <w:tc>
+          <w:tcPr>
+            <w:tcW w:type="dxa" w:w="2880"/>
+          </w:tcPr>
+          <w:p>
+            <w:r/>
+            <w:r>
+              <w:rPr>
+                <w:sz w:val="18"/>
+              </w:rPr>
+              <w:t>3.26 ms</w:t>
+            </w:r>
+          </w:p>
+        </w:tc>
+      </w:tr>
+      <w:tr>
+        <w:tc>
+          <w:tcPr>
+            <w:tcW w:type="dxa" w:w="2880"/>
+          </w:tcPr>
+          <w:p>
+            <w:r/>
+            <w:r>
+              <w:rPr>
+                <w:sz w:val="18"/>
+              </w:rPr>
+              <w:t>预聚合表</w:t>
+            </w:r>
+          </w:p>
+        </w:tc>
+        <w:tc>
+          <w:tcPr>
+            <w:tcW w:type="dxa" w:w="2880"/>
+          </w:tcPr>
+          <w:p>
+            <w:r/>
+            <w:r>
+              <w:rPr>
+                <w:sz w:val="18"/>
+              </w:rPr>
+              <w:t>时间窗聚合（1/7/30/90 天）</w:t>
+            </w:r>
+          </w:p>
+        </w:tc>
+        <w:tc>
+          <w:tcPr>
+            <w:tcW w:type="dxa" w:w="2880"/>
+          </w:tcPr>
+          <w:p>
+            <w:r/>
+            <w:r>
+              <w:rPr>
+                <w:sz w:val="18"/>
+              </w:rPr>
+              <w:t>0.23–1.06 ms</w:t>
+            </w:r>
+          </w:p>
+        </w:tc>
+      </w:tr>
+      <w:tr>
+        <w:tc>
+          <w:tcPr>
+            <w:tcW w:type="dxa" w:w="2880"/>
+          </w:tcPr>
+          <w:p>
+            <w:r/>
+            <w:r>
+              <w:rPr>
+                <w:sz w:val="18"/>
+              </w:rPr>
+              <w:t>多级缓存</w:t>
+            </w:r>
+          </w:p>
+        </w:tc>
+        <w:tc>
+          <w:tcPr>
+            <w:tcW w:type="dxa" w:w="2880"/>
+          </w:tcPr>
+          <w:p>
+            <w:r/>
+            <w:r>
+              <w:rPr>
+                <w:sz w:val="18"/>
+              </w:rPr>
+              <w:t>首屏热 key（预热 + L1/L2）</w:t>
+            </w:r>
+          </w:p>
+        </w:tc>
+        <w:tc>
+          <w:tcPr>
+            <w:tcW w:type="dxa" w:w="2880"/>
+          </w:tcPr>
+          <w:p>
+            <w:r/>
+            <w:r>
+              <w:rPr>
+                <w:sz w:val="18"/>
+              </w:rPr>
+              <w:t>1.9 ms（L1）/ 19.6 ms（L2 首击）</w:t>
+            </w:r>
+          </w:p>
+        </w:tc>
+      </w:tr>
+    </w:tbl>
+    <w:p>
+      <w:r>
+        <w:rPr>
+          <w:b/>
+        </w:rPr>
+        <w:t>为什么必须预聚合</w:t>
+      </w:r>
+      <w:r>
+        <w:rPr>
+          <w:b w:val="0"/>
+        </w:rPr>
+        <w:t>：对 1 亿条按时间窗聚合会退化为百万次随机回表 （实测 7 天 173.5 s）；预聚合把随机 I/O 换成一次顺序扫描，在线只读几千行。 无预聚合的小库自动回退明细扫描（</w:t>
+      </w:r>
+      <w:r>
+        <w:rPr>
+          <w:rFonts w:ascii="Consolas" w:hAnsi="Consolas"/>
+          <w:b w:val="0"/>
+          <w:color w:val="0B4F75"/>
+          <w:sz w:val="19"/>
+        </w:rPr>
+        <w:t>summary.source = raw|rollup</w:t>
+      </w:r>
+      <w:r>
+        <w:rPr>
+          <w:b w:val="0"/>
+        </w:rPr>
+        <w:t>），保证两种规模同一份代码。</w:t>
+      </w:r>
+    </w:p>
+    <w:p>
+      <w:r>
+        <w:rPr>
+          <w:b w:val="0"/>
+        </w:rPr>
+        <w:t>（完整实测与调优记录见 docs/44）</w:t>
+      </w:r>
+    </w:p>
+    <w:p>
+      <w:pPr>
         <w:jc w:val="center"/>
       </w:pPr>
       <w:r>
@@ -3302,6 +3579,180 @@
           </w:p>
         </w:tc>
       </w:tr>
+      <w:tr>
+        <w:tc>
+          <w:tcPr>
+            <w:tcW w:type="dxa" w:w="2160"/>
+          </w:tcPr>
+          <w:p>
+            <w:r/>
+            <w:r>
+              <w:rPr>
+                <w:sz w:val="18"/>
+              </w:rPr>
+              <w:t>A14</w:t>
+            </w:r>
+          </w:p>
+        </w:tc>
+        <w:tc>
+          <w:tcPr>
+            <w:tcW w:type="dxa" w:w="2160"/>
+          </w:tcPr>
+          <w:p>
+            <w:r/>
+            <w:r>
+              <w:rPr>
+                <w:sz w:val="18"/>
+              </w:rPr>
+              <w:t>分析库与业务库物理分离</w:t>
+            </w:r>
+          </w:p>
+        </w:tc>
+        <w:tc>
+          <w:tcPr>
+            <w:tcW w:type="dxa" w:w="2160"/>
+          </w:tcPr>
+          <w:p>
+            <w:r/>
+            <w:r>
+              <w:rPr>
+                <w:sz w:val="18"/>
+              </w:rPr>
+              <w:t>1 亿条事实与状态机写路径的资源特征完全不同</w:t>
+            </w:r>
+          </w:p>
+        </w:tc>
+        <w:tc>
+          <w:tcPr>
+            <w:tcW w:type="dxa" w:w="2160"/>
+          </w:tcPr>
+          <w:p>
+            <w:r/>
+            <w:r>
+              <w:rPr>
+                <w:sz w:val="18"/>
+              </w:rPr>
+              <w:t>§5.7</w:t>
+            </w:r>
+          </w:p>
+        </w:tc>
+      </w:tr>
+      <w:tr>
+        <w:tc>
+          <w:tcPr>
+            <w:tcW w:type="dxa" w:w="2160"/>
+          </w:tcPr>
+          <w:p>
+            <w:r/>
+            <w:r>
+              <w:rPr>
+                <w:sz w:val="18"/>
+              </w:rPr>
+              <w:t>A15</w:t>
+            </w:r>
+          </w:p>
+        </w:tc>
+        <w:tc>
+          <w:tcPr>
+            <w:tcW w:type="dxa" w:w="2160"/>
+          </w:tcPr>
+          <w:p>
+            <w:r/>
+            <w:r>
+              <w:rPr>
+                <w:sz w:val="18"/>
+              </w:rPr>
+              <w:t>聚合走预聚合读模型，不直接扫明细</w:t>
+            </w:r>
+          </w:p>
+        </w:tc>
+        <w:tc>
+          <w:tcPr>
+            <w:tcW w:type="dxa" w:w="2160"/>
+          </w:tcPr>
+          <w:p>
+            <w:r/>
+            <w:r>
+              <w:rPr>
+                <w:sz w:val="18"/>
+              </w:rPr>
+              <w:t>索引回表会把聚合退化为百万次随机读（实测 173 s → 0.23 ms）</w:t>
+            </w:r>
+          </w:p>
+        </w:tc>
+        <w:tc>
+          <w:tcPr>
+            <w:tcW w:type="dxa" w:w="2160"/>
+          </w:tcPr>
+          <w:p>
+            <w:r/>
+            <w:r>
+              <w:rPr>
+                <w:sz w:val="18"/>
+              </w:rPr>
+              <w:t>§5.7 / docs/44</w:t>
+            </w:r>
+          </w:p>
+        </w:tc>
+      </w:tr>
+      <w:tr>
+        <w:tc>
+          <w:tcPr>
+            <w:tcW w:type="dxa" w:w="2160"/>
+          </w:tcPr>
+          <w:p>
+            <w:r/>
+            <w:r>
+              <w:rPr>
+                <w:sz w:val="18"/>
+              </w:rPr>
+              <w:t>A16</w:t>
+            </w:r>
+          </w:p>
+        </w:tc>
+        <w:tc>
+          <w:tcPr>
+            <w:tcW w:type="dxa" w:w="2160"/>
+          </w:tcPr>
+          <w:p>
+            <w:r/>
+            <w:r>
+              <w:rPr>
+                <w:sz w:val="18"/>
+              </w:rPr>
+              <w:t>缓存 L2 命中只回填 L1，不改写 L2 TTL</w:t>
+            </w:r>
+          </w:p>
+        </w:tc>
+        <w:tc>
+          <w:tcPr>
+            <w:tcW w:type="dxa" w:w="2160"/>
+          </w:tcPr>
+          <w:p>
+            <w:r/>
+            <w:r>
+              <w:rPr>
+                <w:sz w:val="18"/>
+              </w:rPr>
+              <w:t>否则预热的长 TTL 被一次读操作降级为短 TTL（实测缺陷）</w:t>
+            </w:r>
+          </w:p>
+        </w:tc>
+        <w:tc>
+          <w:tcPr>
+            <w:tcW w:type="dxa" w:w="2160"/>
+          </w:tcPr>
+          <w:p>
+            <w:r/>
+            <w:r>
+              <w:rPr>
+                <w:sz w:val="18"/>
+              </w:rPr>
+              <w:t>§5.2</w:t>
+            </w:r>
+          </w:p>
+        </w:tc>
+      </w:tr>
     </w:tbl>
     <w:p>
       <w:pPr>
